--- a/docs/deliverables/下午班-08组-WEMOVE-SPORTS-测试报告-v0.7.docx
+++ b/docs/deliverables/下午班-08组-WEMOVE-SPORTS-测试报告-v0.7.docx
@@ -12,7 +12,7 @@
     </w:p>
     <w:p>
       <w:r>
-        <w:t>日期：2026-09-08。龙祖怡原测试材料由团队保留；本版为甘文韬组织的全项目整合复核。本次实际执行了本机页面、账号与负载检查，并核对最终整合 CI 原始日志及 artifact。</w:t>
+        <w:t>版本：v0.7。日期：2026-09-08。甘文韬组织全项目整合复核，龙祖怡的阶段测试材料另行保留。本报告记录整合测试、本机账号检查和负载实测，结论与被测提交、运行环境及原始证据对应。</w:t>
       </w:r>
     </w:p>
     <w:p>
@@ -29,11 +29,67 @@
           <w:rPr>
             <w:color w:val="245578"/>
           </w:rPr>
+          <w:t>CI #54</w:t>
+        </w:r>
+      </w:hyperlink>
+      <w:r>
+        <w:t xml:space="preserve"> 已对提交 </w:t>
+      </w:r>
+      <w:r>
+        <w:rPr>
+          <w:rFonts w:ascii="Consolas" w:hAnsi="Consolas"/>
+          <w:sz w:val="18"/>
+        </w:rPr>
+        <w:t>f3c074f0d4e7ad75761fd31f5a9de62d9a5db941</w:t>
+      </w:r>
+      <w:r>
+        <w:t xml:space="preserve"> 的整合代码树验证通过，包含 main </w:t>
+      </w:r>
+      <w:r>
+        <w:rPr>
+          <w:rFonts w:ascii="Consolas" w:hAnsi="Consolas"/>
+          <w:sz w:val="18"/>
+        </w:rPr>
+        <w:t>5642da2</w:t>
+      </w:r>
+      <w:r>
+        <w:t xml:space="preserve">。其单元、集成及浏览器与性能检查分别为 110、169、70 项通过，生产启动、扫描和恢复检查也通过。CI 整合检出为 </w:t>
+      </w:r>
+      <w:r>
+        <w:rPr>
+          <w:rFonts w:ascii="Consolas" w:hAnsi="Consolas"/>
+          <w:sz w:val="18"/>
+        </w:rPr>
+        <w:t>d79a2ebe69d68effbe38f9676a752f5daee325af</w:t>
+      </w:r>
+      <w:r>
+        <w:t xml:space="preserve">，代码树为 </w:t>
+      </w:r>
+      <w:r>
+        <w:rPr>
+          <w:rFonts w:ascii="Consolas" w:hAnsi="Consolas"/>
+          <w:sz w:val="18"/>
+        </w:rPr>
+        <w:t>ab1038af39980031ac8d6649a7dc02e27940a60e</w:t>
+      </w:r>
+      <w:r>
+        <w:t>，mainIncluded 与 sourceAndCheckoutTreesMatch 均为 true。</w:t>
+      </w:r>
+    </w:p>
+    <w:p>
+      <w:r>
+        <w:t xml:space="preserve">下表保留 </w:t>
+      </w:r>
+      <w:hyperlink r:id="rId11">
+        <w:r>
+          <w:rPr>
+            <w:color w:val="245578"/>
+          </w:rPr>
           <w:t>CI #51</w:t>
         </w:r>
       </w:hyperlink>
       <w:r>
-        <w:t xml:space="preserve"> 全部通过。它验证包含最新 main 的源码和本轮商品卡片改进，不沿用开发分支 CI #44。</w:t>
+        <w:t xml:space="preserve"> 的归档基线，第 4 节页面性能数据也来自该次运行。后续 CI 通过不会改变旧样本的来源，开发分支 CI #44 不作为最终整合结论。</w:t>
       </w:r>
     </w:p>
     <w:tbl>
@@ -403,7 +459,7 @@
               <w:rPr>
                 <w:sz w:val="20"/>
               </w:rPr>
-              <w:t>后续材料归档</w:t>
+              <w:t>后续复核</w:t>
             </w:r>
           </w:p>
         </w:tc>
@@ -426,7 +482,7 @@
               <w:rPr>
                 <w:sz w:val="20"/>
               </w:rPr>
-              <w:t>应检查 PR #10 对应最终提交的 Checks；本报告不预写尚未运行的结果</w:t>
+              <w:t>CI #54 已验证上述 f3c074f 提交；本表和第 4 节保留 CI #51 原始记录</w:t>
             </w:r>
           </w:p>
         </w:tc>
@@ -837,7 +893,7 @@
       <w:r>
         <w:t xml:space="preserve">61 个 Prisma 业务模型与包含迁移管理表的 62 张物理表不是同一计数口径。各测试层的用例数也不能相加称为独立需求覆盖率。完整 </w:t>
       </w:r>
-      <w:hyperlink r:id="rId11">
+      <w:hyperlink r:id="rId12">
         <w:r>
           <w:rPr>
             <w:color w:val="245578"/>
@@ -1155,7 +1211,7 @@
               <w:rPr>
                 <w:sz w:val="19"/>
               </w:rPr>
-              <w:t>经销商</w:t>
+              <w:t>经销商（BUYER）</w:t>
             </w:r>
           </w:p>
         </w:tc>
@@ -3106,7 +3162,7 @@
         <w:pStyle w:val="Heading1"/>
       </w:pPr>
       <w:r>
-        <w:t>5 本机 100 用户负载 本次新增实测</w:t>
+        <w:t>5 本机 100 用户负载实测</w:t>
       </w:r>
     </w:p>
     <w:p>
@@ -3588,7 +3644,7 @@
         <w:pStyle w:val="Heading1"/>
       </w:pPr>
       <w:r>
-        <w:t>6 提交与汇报使用说明</w:t>
+        <w:t>6 账号与课程材料</w:t>
       </w:r>
     </w:p>
     <w:p>
@@ -3598,7 +3654,7 @@
     </w:p>
     <w:p>
       <w:r>
-        <w:t>操作手册已经包含七张实际页面截图、MFA 准备以及约 20 分钟的“材料检查—官网—消费者—经销商—后台—测试结果”演示顺序。项目汇报 PPT 用具体主题标题，详细点击步骤在演讲者备注。个人技术现状/思政报告已有 4/5，仍缺周慧莹；五份个人 AI 说明和汇总齐备。</w:t>
+        <w:t>操作手册包含七张实际页面截图、登录与 MFA 说明。个人技术现状与课程思政报告已有 4/5，仍缺周慧莹；五份个人 AI 说明和团队汇总齐备。</w:t>
       </w:r>
     </w:p>
     <w:p>

--- a/docs/deliverables/下午班-08组-WEMOVE-SPORTS-测试报告-v0.7.docx
+++ b/docs/deliverables/下午班-08组-WEMOVE-SPORTS-测试报告-v0.7.docx
@@ -3654,7 +3654,18 @@
     </w:p>
     <w:p>
       <w:r>
-        <w:t>操作手册包含七张实际页面截图、登录与 MFA 说明。个人技术现状与课程思政报告已有 4/5，仍缺周慧莹；五份个人 AI 说明和团队汇总齐备。</w:t>
+        <w:t>操作手册包含七张实际页面截图、登录与 MFA 说明。个人技术现状与课程思政报告已有 5/5，本次补入</w:t>
+      </w:r>
+      <w:hyperlink r:id="rId13">
+        <w:r>
+          <w:rPr>
+            <w:color w:val="245578"/>
+          </w:rPr>
+          <w:t>周慧莹报告</w:t>
+        </w:r>
+      </w:hyperlink>
+      <w:r>
+        <w:t>；五份个人 AI 说明和团队汇总齐备。</w:t>
       </w:r>
     </w:p>
     <w:p>

--- a/docs/deliverables/下午班-08组-WEMOVE-SPORTS-测试报告-v0.7.docx
+++ b/docs/deliverables/下午班-08组-WEMOVE-SPORTS-测试报告-v0.7.docx
@@ -3649,7 +3649,7 @@
     </w:p>
     <w:p>
       <w:r>
-        <w:t>测试用户名、密码见第 2 节。组内既定工作量分配为：甘文韬 25%，陈婧琳、周慧莹、倪依玲、龙祖怡各 18.75%，合计 100%；这是已给定的任务分配比例，不冒充全员确认的实际工时统计。</w:t>
+        <w:t>测试用户名、密码见第 2 节。组长确认的工作量占比为：甘文韬 25%，陈婧琳、周慧莹、倪依玲、龙祖怡各 18.75%，合计 100%；课程提交采用此比例，不按实际工时重新折算。</w:t>
       </w:r>
     </w:p>
     <w:p>

--- a/docs/deliverables/下午班-08组-WEMOVE-SPORTS-测试报告-v0.7.docx
+++ b/docs/deliverables/下午班-08组-WEMOVE-SPORTS-测试报告-v0.7.docx
@@ -3649,7 +3649,7 @@
     </w:p>
     <w:p>
       <w:r>
-        <w:t>测试用户名、密码见第 2 节。组长确认的工作量占比为：甘文韬 25%，陈婧琳、周慧莹、倪依玲、龙祖怡各 18.75%，合计 100%；课程提交采用此比例，不按实际工时重新折算。</w:t>
+        <w:t>测试用户名、密码见第 2 节。项目实际工作量占比为：甘文韬 25%，陈婧琳、周慧莹、倪依玲、龙祖怡各 18.75%，合计 100%。</w:t>
       </w:r>
     </w:p>
     <w:p>

--- a/docs/deliverables/下午班-08组-WEMOVE-SPORTS-测试报告-v0.7.docx
+++ b/docs/deliverables/下午班-08组-WEMOVE-SPORTS-测试报告-v0.7.docx
@@ -1179,10 +1179,7 @@
               <w:spacing w:line="276" w:lineRule="auto" w:after="20"/>
             </w:pPr>
             <w:r>
-              <w:rPr>
-                <w:sz w:val="19"/>
-              </w:rPr>
-              <w:t>/customer/login</w:t>
+              <w:t>/login</w:t>
             </w:r>
           </w:p>
         </w:tc>
@@ -1279,10 +1276,7 @@
               <w:jc w:val="center"/>
             </w:pPr>
             <w:r>
-              <w:rPr>
-                <w:sz w:val="19"/>
-              </w:rPr>
-              <w:t>/dealer/login</w:t>
+              <w:t>/login</w:t>
             </w:r>
           </w:p>
         </w:tc>
@@ -1379,10 +1373,7 @@
               <w:jc w:val="center"/>
             </w:pPr>
             <w:r>
-              <w:rPr>
-                <w:sz w:val="19"/>
-              </w:rPr>
-              <w:t>/admin/login</w:t>
+              <w:t>/login</w:t>
             </w:r>
           </w:p>
         </w:tc>
@@ -1395,7 +1386,67 @@
     </w:p>
     <w:p>
       <w:r>
-        <w:t>以上为新库 seed 默认测试凭据，已按用户要求明确列出。消费者和经销商登录、管理员密码进入 MFA challenge 已在本机实际核对。管理员仍需首次绑定验证器，并在登录和敏感操作输入当前六位动态码；不能用固定验证码代替 MFA。旧库重新 seed 不重置已有密码。上述凭据不用于生产。</w:t>
+        <w:t xml:space="preserve">三类测试账号统一使用 </w:t>
+      </w:r>
+      <w:r>
+        <w:rPr>
+          <w:rFonts w:ascii="Consolas" w:hAnsi="Consolas"/>
+          <w:sz w:val="18"/>
+        </w:rPr>
+        <w:t>http://localhost:3000/login</w:t>
+      </w:r>
+      <w:r>
+        <w:t>（HTTPS：</w:t>
+      </w:r>
+      <w:r>
+        <w:rPr>
+          <w:rFonts w:ascii="Consolas" w:hAnsi="Consolas"/>
+          <w:sz w:val="18"/>
+        </w:rPr>
+        <w:t>https://127.0.0.1:3443/login</w:t>
+      </w:r>
+      <w:r>
+        <w:t>）；原三入口兼容跳转，按身份进入账户中心、企业目录或后台。经销商按要求完成条款或 MFA；员工须绑定验证器并验证当前六位动态码。凭据仅用于测试，旧库 seed 不重置密码。</w:t>
+      </w:r>
+    </w:p>
+    <w:p>
+      <w:r>
+        <w:t>统一登录回归检查：干净暂存快照的 API lint、类型检查、构建及 Web 类型检查、</w:t>
+      </w:r>
+      <w:r>
+        <w:rPr>
+          <w:rFonts w:ascii="Consolas" w:hAnsi="Consolas"/>
+          <w:sz w:val="18"/>
+        </w:rPr>
+        <w:t>--webpack</w:t>
+      </w:r>
+      <w:r>
+        <w:t xml:space="preserve"> 生产构建通过；API 25 文件、129 项测试通过，含新增 19 项统一登录单测。浏览器使用原工作区生产构建与本机开发库 </w:t>
+      </w:r>
+      <w:r>
+        <w:rPr>
+          <w:rFonts w:ascii="Consolas" w:hAnsi="Consolas"/>
+          <w:sz w:val="18"/>
+        </w:rPr>
+        <w:t>wemove</w:t>
+      </w:r>
+      <w:r>
+        <w:t>：Chromium 统一登录 4 项、采购与购物各 1 项通过，WebKit 统一登录 4 项通过。</w:t>
+      </w:r>
+    </w:p>
+    <w:p>
+      <w:r>
+        <w:t xml:space="preserve">Firefox 本机启动报 </w:t>
+      </w:r>
+      <w:r>
+        <w:rPr>
+          <w:rFonts w:ascii="Consolas" w:hAnsi="Consolas"/>
+          <w:sz w:val="18"/>
+        </w:rPr>
+        <w:t>spawn UNKNOWN</w:t>
+      </w:r>
+      <w:r>
+        <w:t>，3 项浏览器用例未执行，待 Linux CI 核验。本轮仅记录上述本机结果，历史 CI #54 与 CI #51 的证据来源及统计不变。</w:t>
       </w:r>
     </w:p>
     <w:p>
@@ -4079,7 +4130,7 @@
     <w:rsid w:val="00FC693F"/>
     <w:pPr>
       <w:widowControl/>
-      <w:spacing w:line="307" w:lineRule="auto" w:after="120"/>
+      <w:spacing w:line="288" w:lineRule="auto" w:after="60"/>
     </w:pPr>
     <w:rPr>
       <w:rFonts w:ascii="Calibri" w:hAnsi="Calibri" w:eastAsia="宋体"/>
